--- a/articulo_angelparejov1-6_IEEE.docx
+++ b/articulo_angelparejov1-6_IEEE.docx
@@ -23,7 +23,42 @@
         </w:sectPr>
       </w:pPr>
       <w:r>
-        <w:t>Angel A. Parejo R., Universidad de Carabobo — Valencia, Estado Carabobo, Venezuela — angelparejo@gmail.com</w:t>
+        <w:rPr>
+          <w:sz w:val="18"/>
+          <w:szCs w:val="18"/>
+        </w:rPr>
+        <w:t xml:space="preserve">Angel A. Parejo R.</w:t>
+      </w:r>
+      <w:r>
+        <w:rPr>
+          <w:sz w:val="18"/>
+          <w:szCs w:val="18"/>
+        </w:rPr>
+        <w:br/>
+        <w:t xml:space="preserve">Universidad de Carabobo</w:t>
+      </w:r>
+      <w:r>
+        <w:rPr>
+          <w:sz w:val="18"/>
+          <w:szCs w:val="18"/>
+        </w:rPr>
+        <w:br/>
+        <w:t xml:space="preserve">Valencia, Estado Carabobo, Venezuela</w:t>
+      </w:r>
+      <w:r>
+        <w:rPr>
+          <w:sz w:val="18"/>
+          <w:szCs w:val="18"/>
+        </w:rPr>
+        <w:br/>
+        <w:t xml:space="preserve">angelparejo@gmail.com</w:t>
+      </w:r>
+      <w:r>
+        <w:rPr>
+          <w:sz w:val="18"/>
+          <w:szCs w:val="18"/>
+        </w:rPr>
+        <w:br/>
       </w:r>
     </w:p>
     <w:p>
@@ -67,31 +102,31 @@
         <w:pStyle w:val="BodyText"/>
       </w:pPr>
       <w:r>
-        <w:t>Kubernetes se ha convertido en la plataforma de facto para la orquestación de cargas de trabajo en contenedores, incluyendo aplicaciones con estado como las bases de datos [1], [2]. Este avance ha favorecido el desarrollo de operadores de bases de datos, particularmente para PostgreSQL, como un mecanismo para automatizar la gestión del ciclo de vida, la replicación y los procesos de conmutación por error (failover) [5], [14].</w:t>
-      </w:r>
-    </w:p>
-    <w:p>
-      <w:pPr>
-        <w:pStyle w:val="BodyText"/>
-      </w:pPr>
-      <w:r>
-        <w:t>En paralelo, la Container Storage Interface (CSI) ha introducido un modelo estandarizado para la integración de sistemas de almacenamiento en Kubernetes, lo que facilita el uso de backends de almacenamiento heterogéneos [3].</w:t>
-      </w:r>
-    </w:p>
-    <w:p>
-      <w:pPr>
-        <w:pStyle w:val="BodyText"/>
-      </w:pPr>
-      <w:r>
-        <w:t>A pesar de la madurez de estos componentes, la literatura existente tiende a analizarlos de manera aislada, ya sea desde la perspectiva de la orquestación, la consistencia en sistemas distribuidos o la arquitectura de bases de datos [6], [7], [10].</w:t>
-      </w:r>
-    </w:p>
-    <w:p>
-      <w:pPr>
-        <w:pStyle w:val="BodyText"/>
-      </w:pPr>
-      <w:r>
-        <w:t>Sin embargo, diversos estudios han demostrado que aspectos como la consistencia, la resiliencia y la recuperación ante fallos están profundamente influidos por la interacción entre múltiples capas del sistema [8], [9].</w:t>
+        <w:t>Kubernetes se ha convertido en la plataforma de facto para la orquestación de cargas de trabajo en contenedores, incluyendo aplicaciones con estado como las bases de datos [1], [2]. Este avance ha favorecido el desarrollo de operadores de bases de datos, particularmente para PostgreSQL, como un mecanismo para automatizar la gestión del ciclo de vida, la replicación y los procesos de conmutación por error (failover) [5], [14].</w:t>
+      </w:r>
+    </w:p>
+    <w:p>
+      <w:pPr>
+        <w:pStyle w:val="BodyText"/>
+      </w:pPr>
+      <w:r>
+        <w:t>En paralelo, la Container Storage Interface (CSI) ha introducido un modelo estandarizado para la integración de sistemas de almacenamiento en Kubernetes, lo que facilita el uso de backends de almacenamiento heterogéneos [3].</w:t>
+      </w:r>
+    </w:p>
+    <w:p>
+      <w:pPr>
+        <w:pStyle w:val="BodyText"/>
+      </w:pPr>
+      <w:r>
+        <w:t>A pesar de la madurez de estos componentes, la literatura existente tiende a analizarlos de manera aislada, ya sea desde la perspectiva de la orquestación, la consistencia en sistemas distribuidos o la arquitectura de bases de datos [6], [7], [10].</w:t>
+      </w:r>
+    </w:p>
+    <w:p>
+      <w:pPr>
+        <w:pStyle w:val="BodyText"/>
+      </w:pPr>
+      <w:r>
+        <w:t>Sin embargo, diversos estudios han demostrado que aspectos como la consistencia, la resiliencia y la recuperación ante fallos están profundamente influidos por la interacción entre múltiples capas del sistema [8], [9].</w:t>
       </w:r>
     </w:p>
     <w:p>
@@ -195,39 +230,39 @@
         <w:pStyle w:val="BodyText"/>
       </w:pPr>
       <w:r>
-        <w:t>La literatura existente en torno a este problema puede agruparse en tres líneas principales de investigación. Por un lado, los sistemas de orquestación como Borg y Omega sentaron las bases para la gestión de clústeres a gran escala, influyendo directamente en los principios de diseño adoptados posteriormente por Kubernetes [1], [2]. En este contexto, la Container Storage Interface (CSI) introduce una abstracción estandarizada para la gestión del almacenamiento persistente, lo que facilita la integración de backends heterogéneos en entornos Kubernetes [3]. Asimismo, los enfoques declarativos para sistemas stateful han puesto de manifiesto la relevancia del patrón operator y de la lógica de reconciliación como mecanismo de control [5].</w:t>
-      </w:r>
-    </w:p>
-    <w:p>
-      <w:pPr>
-        <w:pStyle w:val="BodyText"/>
-      </w:pPr>
-      <w:r>
-        <w:t>En paralelo, la investigación sobre bases de datos distribuidas ha abordado de manera extensa los problemas de consistencia, resiliencia y tolerancia a fallos. Sistemas como CockroachDB evidencian la importancia de la replicación en entornos distribuidos, mientras que los fundamentos teóricos asociados al teorema CAP establecen los límites entre consistencia, disponibilidad y tolerancia a particiones [4], [6], [7]. Estudios más recientes profundizan en modelos de consistencia, incluyendo la verificación formal de consistencia eventual fuerte [8], así como en enfoques probabilísticos para la evaluación de la resiliencia bajo fallos [9].</w:t>
-      </w:r>
-    </w:p>
-    <w:p>
-      <w:pPr>
-        <w:pStyle w:val="BodyText"/>
-      </w:pPr>
-      <w:r>
-        <w:t>Por otra parte, diversos trabajos han analizado mecanismos de recuperación, replicación y rendimiento en sistemas de bases de datos. En particular, los estudios basados en Write-Ahead Logging (WAL) destacan su papel central en la durabilidad y recuperación de datos [11], [12], mientras que evaluaciones comparativas de estrategias de replicación muestran su impacto en la calidad del failover y en la latencia de propagación [13]. Adicionalmente, investigaciones recientes han comenzado a explorar el despliegue de bases de datos en Kubernetes mediante operadores, lo que evidencia el creciente interés en la automatización de cargas stateful [14], [15].</w:t>
-      </w:r>
-    </w:p>
-    <w:p>
-      <w:pPr>
-        <w:pStyle w:val="BodyText"/>
-      </w:pPr>
-      <w:r>
-        <w:t>Una línea de investigación complementaria, hasta ahora no discutida, es la de la verificación empírica de la resiliencia y la consistencia mediante la inyección controlada de fallos. El enfoque de chaos engineering, popularizado en entornos de producción a gran escala, propone experimentar deliberadamente con fallos para exponer debilidades del sistema antes de que ocurran de forma no controlada [16]. En una línea relacionada, la inyección de fallos dirigida por linaje (lineage-driven fault injection) —en la tradición de verificación de garantías de consistencia bajo fallo, popularizada por herramientas como Jepsen— ha aportado enfoques de referencia para exponer violaciones en sistemas distribuidos, en particular bajo particiones de red [17]. Asimismo, estudios empíricos sobre fallos de partición de red en sistemas cloud en producción han caracterizado la frecuencia y severidad de este tipo de fallos [18], reforzando la relevancia del escenario de partición contemplado en la Sección IV.E. Estas líneas de trabajo proveen fundamentos metodológicos directamente aplicables al diseño experimental propuesto en este artículo, particularmente en lo referente a la verificación de los invariantes de consistencia y disponibilidad definidos en la Sección III.D.</w:t>
-      </w:r>
-    </w:p>
-    <w:p>
-      <w:pPr>
-        <w:pStyle w:val="BodyText"/>
-      </w:pPr>
-      <w:r>
-        <w:t>Cabe señalar que, más allá de la literatura académica, existen comparaciones técnicas de carácter práctico entre operadores de PostgreSQL para Kubernetes, publicadas por proveedores y practicantes de la industria [22], [23]. Estas comparaciones, sin embargo, se limitan típicamente a listas de características o recomendaciones de adopción, sin proponer un marco formal de evaluación, invariantes de corrección ni un diseño experimental de inyección de fallos que permita cuantificar las diferencias observadas — que es precisamente la brecha que este artículo busca cerrar.</w:t>
+        <w:t>La literatura existente en torno a este problema puede agruparse en tres líneas principales de investigación. Por un lado, los sistemas de orquestación como Borg y Omega sentaron las bases para la gestión de clústeres a gran escala, influyendo directamente en los principios de diseño adoptados posteriormente por Kubernetes [1], [2]. En este contexto, la Container Storage Interface (CSI) introduce una abstracción estandarizada para la gestión del almacenamiento persistente, lo que facilita la integración de backends heterogéneos en entornos Kubernetes [3]. Asimismo, los enfoques declarativos para sistemas stateful han puesto de manifiesto la relevancia del patrón operator y de la lógica de reconciliación como mecanismo de control [5].</w:t>
+      </w:r>
+    </w:p>
+    <w:p>
+      <w:pPr>
+        <w:pStyle w:val="BodyText"/>
+      </w:pPr>
+      <w:r>
+        <w:t>En paralelo, la investigación sobre bases de datos distribuidas ha abordado de manera extensa los problemas de consistencia, resiliencia y tolerancia a fallos. Sistemas como CockroachDB evidencian la importancia de la replicación en entornos distribuidos, mientras que los fundamentos teóricos asociados al teorema CAP establecen los límites entre consistencia, disponibilidad y tolerancia a particiones [4], [6], [7]. Estudios más recientes profundizan en modelos de consistencia, incluyendo la verificación formal de consistencia eventual fuerte [8], así como en enfoques probabilísticos para la evaluación de la resiliencia bajo fallos [9].</w:t>
+      </w:r>
+    </w:p>
+    <w:p>
+      <w:pPr>
+        <w:pStyle w:val="BodyText"/>
+      </w:pPr>
+      <w:r>
+        <w:t>Por otra parte, diversos trabajos han analizado mecanismos de recuperación, replicación y rendimiento en sistemas de bases de datos. En particular, los estudios basados en Write-Ahead Logging (WAL) destacan su papel central en la durabilidad y recuperación de datos [11], [12], mientras que evaluaciones comparativas de estrategias de replicación muestran su impacto en la calidad del failover y en la latencia de propagación [13]. Adicionalmente, investigaciones recientes han comenzado a explorar el despliegue de bases de datos en Kubernetes mediante operadores, lo que evidencia el creciente interés en la automatización de cargas stateful [14], [15].</w:t>
+      </w:r>
+    </w:p>
+    <w:p>
+      <w:pPr>
+        <w:pStyle w:val="BodyText"/>
+      </w:pPr>
+      <w:r>
+        <w:t>Una línea de investigación complementaria, hasta ahora no discutida, es la de la verificación empírica de la resiliencia y la consistencia mediante la inyección controlada de fallos. El enfoque de chaos engineering, popularizado en entornos de producción a gran escala, propone experimentar deliberadamente con fallos para exponer debilidades del sistema antes de que ocurran de forma no controlada [16]. En una línea relacionada, la inyección de fallos dirigida por linaje (lineage-driven fault injection) —en la tradición de verificación de garantías de consistencia bajo fallo, popularizada por herramientas como Jepsen— ha aportado enfoques de referencia para exponer violaciones en sistemas distribuidos, en particular bajo particiones de red [17]. Asimismo, estudios empíricos sobre fallos de partición de red en sistemas cloud en producción han caracterizado la frecuencia y severidad de este tipo de fallos [18], reforzando la relevancia del escenario de partición contemplado en la Sección IV.E. Estas líneas de trabajo proveen fundamentos metodológicos directamente aplicables al diseño experimental propuesto en este artículo, particularmente en lo referente a la verificación de los invariantes de consistencia y disponibilidad definidos en la Sección III.D.</w:t>
+      </w:r>
+    </w:p>
+    <w:p>
+      <w:pPr>
+        <w:pStyle w:val="BodyText"/>
+      </w:pPr>
+      <w:r>
+        <w:t>Cabe señalar que, más allá de la literatura académica, existen comparaciones técnicas de carácter práctico entre operadores de PostgreSQL para Kubernetes, publicadas por proveedores y practicantes de la industria [22], [23]. Estas comparaciones, sin embargo, se limitan típicamente a listas de características o recomendaciones de adopción, sin proponer un marco formal de evaluación, invariantes de corrección ni un diseño experimental de inyección de fallos que permita cuantificar las diferencias observadas — que es precisamente la brecha que este artículo busca cerrar.</w:t>
       </w:r>
     </w:p>
     <w:p>
@@ -267,15 +302,15 @@
         <w:pStyle w:val="BodyText"/>
       </w:pPr>
       <w:r>
-        <w:t>En el caso de los operadores de PostgreSQL, es posible distinguir tres enfoques predominantes. CloudNativePG se caracteriza por un enfoque claramente cloud-native, en el que la lógica del operador se integra estrechamente con las primitivas y los bucles de reconciliación de Kubernetes. En contraste, Zalando Postgres Operator introduce una dependencia más explícita de herramientas externas de alta disponibilidad, en particular Patroni, que actúa como mecanismo de coordinación. Por su parte, Crunchy Postgres for Kubernetes adopta una posición intermedia, combinando capacidades nativas de Kubernetes con utilidades operativas adicionales; se incluye en esta taxonomía por completitud, aunque el diseño experimental de la Sección IV.E se limita a los dos operadores que representan los extremos del espectro de coordinación (véase justificación de alcance en IV.E). Estas diferencias no son meramente arquitectónicas; en la práctica, influyen en cómo se detectan fallos, se ejecutan procesos de conmutación por error (failover) y se gestionan las transiciones de estado [5], [14].</w:t>
-      </w:r>
-    </w:p>
-    <w:p>
-      <w:pPr>
-        <w:pStyle w:val="BodyText"/>
-      </w:pPr>
-      <w:r>
-        <w:t>En la capa de almacenamiento se identifican tres categorías principales respaldadas por la Container Storage Interface (CSI) [3]. El almacenamiento local (CSI local) se distingue por su baja latencia y simplicidad operativa, aunque introduce una mayor sensibilidad a fallos a nivel de nodo. Por otro lado, el almacenamiento distribuido (CSI distribuido), como Ceph o Longhorn, ofrece mayor tolerancia a fallos mediante replicación, a costa de incrementar la complejidad operativa y la latencia. Finalmente, el almacenamiento en red (CSI en red) permite un mayor desacoplamiento topológico, aunque su comportamiento puede variar significativamente en función de las condiciones de red y de la infraestructura subyacente.</w:t>
+        <w:t>En el caso de los operadores de PostgreSQL, es posible distinguir tres enfoques predominantes. CloudNativePG se caracteriza por un enfoque claramente cloud-native, en el que la lógica del operador se integra estrechamente con las primitivas y los bucles de reconciliación de Kubernetes. En contraste, Zalando Postgres Operator introduce una dependencia más explícita de herramientas externas de alta disponibilidad, en particular Patroni, que actúa como mecanismo de coordinación. Por su parte, Crunchy Postgres for Kubernetes adopta una posición intermedia, combinando capacidades nativas de Kubernetes con utilidades operativas adicionales; se incluye en esta taxonomía por completitud, aunque el diseño experimental de la Sección IV.E se limita a los dos operadores que representan los extremos del espectro de coordinación (véase justificación de alcance en IV.E). Estas diferencias no son meramente arquitectónicas; en la práctica, influyen en cómo se detectan fallos, se ejecutan procesos de conmutación por error (failover) y se gestionan las transiciones de estado [5], [14].</w:t>
+      </w:r>
+    </w:p>
+    <w:p>
+      <w:pPr>
+        <w:pStyle w:val="BodyText"/>
+      </w:pPr>
+      <w:r>
+        <w:t>En la capa de almacenamiento se identifican tres categorías principales respaldadas por la Container Storage Interface (CSI) [3]. El almacenamiento local (CSI local) se distingue por su baja latencia y simplicidad operativa, aunque introduce una mayor sensibilidad a fallos a nivel de nodo. Por otro lado, el almacenamiento distribuido (CSI distribuido), como Ceph o Longhorn, ofrece mayor tolerancia a fallos mediante replicación, a costa de incrementar la complejidad operativa y la latencia. Finalmente, el almacenamiento en red (CSI en red) permite un mayor desacoplamiento topológico, aunque su comportamiento puede variar significativamente en función de las condiciones de red y de la infraestructura subyacente.</w:t>
       </w:r>
     </w:p>
     <w:p>
@@ -318,7 +353,7 @@
         <w:pStyle w:val="BodyText"/>
       </w:pPr>
       <w:r>
-        <w:t>Donde O representa la lógica del operador de PostgreSQL, K el plano de control de Kubernetes, M la capa de almacenamiento (el "medio" de persistencia) gestionada mediante CSI, y D el motor de base de datos. Se usa M en lugar de C para evitar una colisión de notación con la dimensión de Consistencia, C(S), definida en la Sección III.C. Esta representación se apoya en la arquitectura de sistemas orquestados en Kubernetes [1], [2], en el modelo de abstracción de almacenamiento definido por CSI [3] y en enfoques declarativos para la gestión de sistemas con estado (stateful) [5].</w:t>
+        <w:t>Donde O representa la lógica del operador de PostgreSQL, K el plano de control de Kubernetes, M la capa de almacenamiento (el "medio" de persistencia) gestionada mediante CSI, y D el motor de base de datos. Se usa M en lugar de C para evitar una colisión de notación con la dimensión de Consistencia, C(S), definida en la Sección III.C. Esta representación se apoya en la arquitectura de sistemas orquestados en Kubernetes [1], [2], en el modelo de abstracción de almacenamiento definido por CSI [3] y en enfoques declarativos para la gestión de sistemas con estado (stateful) [5].</w:t>
       </w:r>
     </w:p>
     <w:p>
@@ -331,10 +366,50 @@
     </w:p>
     <w:p>
       <w:pPr>
-        <w:pStyle w:val="BodyText"/>
-      </w:pPr>
-      <w:r>
-        <w:t>[INSERTAR AQUÍ: paper/figures/fig1_modelo_multicapa.pdf]</w:t>
+        <w:jc w:val="center"/>
+      </w:pPr>
+      <w:r>
+        <w:drawing>
+          <wp:inline distT="0" distB="0" distL="0" distR="0">
+            <wp:extent cx="3187700" cy="2910062"/>
+            <wp:effectExtent l="0" t="0" r="0" b="0"/>
+            <wp:docPr id="1" name="Figura 1 - Modelo multicapa"/>
+            <wp:cNvGraphicFramePr>
+              <a:graphicFrameLocks xmlns:a="http://purl.oclc.org/ooxml/drawingml/main" noChangeAspect="1"/>
+            </wp:cNvGraphicFramePr>
+            <a:graphic xmlns:a="http://purl.oclc.org/ooxml/drawingml/main">
+              <a:graphicData uri="http://purl.oclc.org/ooxml/drawingml/picture">
+                <pic:pic xmlns:pic="http://purl.oclc.org/ooxml/drawingml/picture">
+                  <pic:nvPicPr>
+                    <pic:cNvPr id="1" name="fig1_modelo_multicapa"/>
+                    <pic:cNvPicPr/>
+                  </pic:nvPicPr>
+                  <pic:blipFill>
+                    <a:blip r:embed="rId13">
+                      <a:extLst>
+                        <a:ext uri="{96DAC541-7B7A-43D3-8B79-37D633B846F1}">
+                          <asvg:svgBlip xmlns:asvg="http://schemas.microsoft.com/office/drawing/2016/SVG/main" r:embed="rId14"/>
+                        </a:ext>
+                      </a:extLst>
+                    </a:blip>
+                    <a:stretch>
+                      <a:fillRect/>
+                    </a:stretch>
+                  </pic:blipFill>
+                  <pic:spPr>
+                    <a:xfrm>
+                      <a:off x="0" y="0"/>
+                      <a:ext cx="3187700" cy="2910062"/>
+                    </a:xfrm>
+                    <a:prstGeom prst="rect">
+                      <a:avLst/>
+                    </a:prstGeom>
+                  </pic:spPr>
+                </pic:pic>
+              </a:graphicData>
+            </a:graphic>
+          </wp:inline>
+        </w:drawing>
       </w:r>
     </w:p>
     <w:p>
@@ -372,7 +447,7 @@
         <w:t>Resiliencia:</w:t>
       </w:r>
       <w:r>
-        <w:t xml:space="preserve"> se modela como R(S) = f(F, T_recuperación, A), donde F representa el tipo de fallo, T_recuperación el tiempo necesario para restablecer el servicio y A el nivel de disponibilidad alcanzado tras la recuperación. Este enfoque es consistente con modelos probabilísticos de resiliencia en sistemas distribuidos [9].</w:t>
+        <w:t xml:space="preserve"> se modela como R(S) = f(F, T_recuperación, A), donde F representa el tipo de fallo, T_recuperación el tiempo necesario para restablecer el servicio y A el nivel de disponibilidad alcanzado tras la recuperación. Este enfoque es consistente con modelos probabilísticos de resiliencia en sistemas distribuidos [9].</w:t>
       </w:r>
     </w:p>
     <w:p>
@@ -386,7 +461,7 @@
         <w:t>Consistencia:</w:t>
       </w:r>
       <w:r>
-        <w:t xml:space="preserve"> se expresa como C(S) = f(Tx_confirmadas, Tx_visibles), estableciendo como condición fundamental que toda transacción confirmada debe permanecer visible después de un evento de fallo. Este planteamiento se fundamenta en los principios de consistencia en sistemas distribuidos y en el teorema CAP [6], [7].</w:t>
+        <w:t xml:space="preserve"> se expresa como C(S) = f(Tx_confirmadas, Tx_visibles), estableciendo como condición fundamental que toda transacción confirmada debe permanecer visible después de un evento de fallo. Este planteamiento se fundamenta en los principios de consistencia en sistemas distribuidos y en el teorema CAP [6], [7].</w:t>
       </w:r>
     </w:p>
     <w:p>
@@ -400,7 +475,7 @@
         <w:t>Rendimiento:</w:t>
       </w:r>
       <w:r>
-        <w:t xml:space="preserve"> se aproxima mediante P(S) = f(latencia, throughput), lo que refleja cómo las decisiones de diseño y las características del almacenamiento influyen en la eficiencia del sistema, en línea con estudios comparativos de arquitecturas de bases de datos [10].</w:t>
+        <w:t xml:space="preserve"> se aproxima mediante P(S) = f(latencia, throughput), lo que refleja cómo las decisiones de diseño y las características del almacenamiento influyen en la eficiencia del sistema, en línea con estudios comparativos de arquitecturas de bases de datos [10].</w:t>
       </w:r>
     </w:p>
     <w:p>
@@ -460,7 +535,7 @@
         <w:t>Invariante de consistencia:</w:t>
       </w:r>
       <w:r>
-        <w:t xml:space="preserve"> toda transacción confirmada debe permanecer accesible tras un proceso de recuperación, en concordancia con los modelos de consistencia en sistemas distribuidos [6].</w:t>
+        <w:t xml:space="preserve"> toda transacción confirmada debe permanecer accesible tras un proceso de recuperación, en concordancia con los modelos de consistencia en sistemas distribuidos [6].</w:t>
       </w:r>
     </w:p>
     <w:p>
@@ -474,7 +549,7 @@
         <w:t>Invariante de disponibilidad:</w:t>
       </w:r>
       <w:r>
-        <w:t xml:space="preserve"> el tiempo de recuperación (RTO) debe mantenerse dentro de un umbral aceptable, conforme a criterios ampliamente utilizados en estudios de resiliencia [9].</w:t>
+        <w:t xml:space="preserve"> el tiempo de recuperación (RTO) debe mantenerse dentro de un umbral aceptable, conforme a criterios ampliamente utilizados en estudios de resiliencia [9].</w:t>
       </w:r>
     </w:p>
     <w:p>
@@ -488,7 +563,7 @@
         <w:t>Invariante de durabilidad:</w:t>
       </w:r>
       <w:r>
-        <w:t xml:space="preserve"> toda operación registrada en el log de escritura anticipada (WAL) debe ser recuperable tras un fallo, tal como se establece en estudios sobre mecanismos de recuperación en bases de datos [11], [12].</w:t>
+        <w:t xml:space="preserve"> toda operación registrada en el log de escritura anticipada (WAL) debe ser recuperable tras un fallo, tal como se establece en estudios sobre mecanismos de recuperación en bases de datos [11], [12].</w:t>
       </w:r>
     </w:p>
     <w:p>
@@ -528,15 +603,15 @@
         <w:pStyle w:val="BodyText"/>
       </w:pPr>
       <w:r>
-        <w:t>Los operadores con enfoque cloud-native, como CloudNativePG, tienden a integrarse de forma más estrecha con los mecanismos de Kubernetes, lo que favorece una mayor coherencia con el ciclo de vida de los recursos del clúster [5], [14]. En contraste, soluciones como Zalando Postgres Operator, al depender de herramientas externas como Patroni, introducen un nivel adicional de coordinación que puede afectar tanto la latencia de detección de fallos como los tiempos de promoción. Por su parte, enfoques híbridos como Crunchy Postgres presentan un comportamiento intermedio, combinando automatización nativa con herramientas operativas más avanzadas.</w:t>
-      </w:r>
-    </w:p>
-    <w:p>
-      <w:pPr>
-        <w:pStyle w:val="BodyText"/>
-      </w:pPr>
-      <w:r>
-        <w:t>Estas diferencias sugieren que la resiliencia del sistema, expresada como R(S), no depende únicamente del operador en sí, sino de cómo este se articula con los mecanismos de coordinación, replicación y recuperación, lo cual ha sido ampliamente discutido en sistemas distribuidos y plataformas stateful [5], [14].</w:t>
+        <w:t>Los operadores con enfoque cloud-native, como CloudNativePG, tienden a integrarse de forma más estrecha con los mecanismos de Kubernetes, lo que favorece una mayor coherencia con el ciclo de vida de los recursos del clúster [5], [14]. En contraste, soluciones como Zalando Postgres Operator, al depender de herramientas externas como Patroni, introducen un nivel adicional de coordinación que puede afectar tanto la latencia de detección de fallos como los tiempos de promoción. Por su parte, enfoques híbridos como Crunchy Postgres presentan un comportamiento intermedio, combinando automatización nativa con herramientas operativas más avanzadas.</w:t>
+      </w:r>
+    </w:p>
+    <w:p>
+      <w:pPr>
+        <w:pStyle w:val="BodyText"/>
+      </w:pPr>
+      <w:r>
+        <w:t>Estas diferencias sugieren que la resiliencia del sistema, expresada como R(S), no depende únicamente del operador en sí, sino de cómo este se articula con los mecanismos de coordinación, replicación y recuperación, lo cual ha sido ampliamente discutido en sistemas distribuidos y plataformas stateful [5], [14].</w:t>
       </w:r>
     </w:p>
     <w:p>
@@ -560,15 +635,15 @@
         <w:pStyle w:val="BodyText"/>
       </w:pPr>
       <w:r>
-        <w:t>El uso de almacenamiento local (CSI local) tiende a reducir la latencia, lo que puede favorecer el rendimiento P(S). No obstante, esta ventaja se ve limitada por una mayor exposición a fallos a nivel de nodo, lo que puede afectar negativamente la resiliencia R(S). En cambio, el almacenamiento distribuido (CSI distribuido) ofrece mayores garantías de persistencia y replicación, lo que reduce el riesgo de pérdida de datos, aunque introduce latencias adicionales que pueden afectar la visibilidad de las transacciones, en línea con los compromisos descritos en modelos de consistencia distribuida [6], [7].</w:t>
-      </w:r>
-    </w:p>
-    <w:p>
-      <w:pPr>
-        <w:pStyle w:val="BodyText"/>
-      </w:pPr>
-      <w:r>
-        <w:t>Por otro lado, el almacenamiento en red presenta un comportamiento menos predecible, ya que depende en gran medida de factores externos como la conectividad y la estabilidad de la infraestructura. Esta dependencia introduce variabilidad en la interacción multicapa I(S), especialmente en escenarios de carga elevada o fallos parciales, lo cual puede afectar tanto la disponibilidad como el tiempo de recuperación [9].</w:t>
+        <w:t>El uso de almacenamiento local (CSI local) tiende a reducir la latencia, lo que puede favorecer el rendimiento P(S). No obstante, esta ventaja se ve limitada por una mayor exposición a fallos a nivel de nodo, lo que puede afectar negativamente la resiliencia R(S). En cambio, el almacenamiento distribuido (CSI distribuido) ofrece mayores garantías de persistencia y replicación, lo que reduce el riesgo de pérdida de datos, aunque introduce latencias adicionales que pueden afectar la visibilidad de las transacciones, en línea con los compromisos descritos en modelos de consistencia distribuida [6], [7].</w:t>
+      </w:r>
+    </w:p>
+    <w:p>
+      <w:pPr>
+        <w:pStyle w:val="BodyText"/>
+      </w:pPr>
+      <w:r>
+        <w:t>Por otro lado, el almacenamiento en red presenta un comportamiento menos predecible, ya que depende en gran medida de factores externos como la conectividad y la estabilidad de la infraestructura. Esta dependencia introduce variabilidad en la interacción multicapa I(S), especialmente en escenarios de carga elevada o fallos parciales, lo cual puede afectar tanto la disponibilidad como el tiempo de recuperación [9].</w:t>
       </w:r>
     </w:p>
     <w:p>
@@ -582,16 +657,9 @@
     <w:p>
       <w:pPr>
         <w:pStyle w:val="BodyText"/>
-        <w:sectPr>
-          <w:type w:val="continuous"/>
-          <w:pgSz w:w="612pt" w:h="792pt" w:code="1"/>
-          <w:pgMar w:top="54pt" w:right="45.35pt" w:bottom="72pt" w:left="45.35pt" w:header="36pt" w:footer="36pt" w:gutter="0pt"/>
-          <w:cols w:num="2" w:space="18pt"/>
-          <w:docGrid w:linePitch="360"/>
-        </w:sectPr>
-      </w:pPr>
-      <w:r>
-        <w:t>Uno de los aspectos más relevantes que surge de este análisis es la dependencia entre el operador y el tipo de almacenamiento utilizado. Esta interacción resulta especialmente crítica, ya que el comportamiento del sistema no puede explicarse de forma aislada en cada capa. La Tabla I sintetiza, a partir del comportamiento documentado de CloudNativePG [19], Zalando Postgres Operator (Patroni) [20] y Crunchy Postgres for Kubernetes [21], la distribución de responsabilidades de detección y recuperación entre capas para los principales tipos de fallo.</w:t>
+      </w:pPr>
+      <w:r>
+        <w:t>Uno de los aspectos más relevantes que surge de este análisis es la dependencia entre el operador y el tipo de almacenamiento utilizado. Esta interacción resulta especialmente crítica, ya que el comportamiento del sistema no puede explicarse de forma aislada en cada capa. La Tabla I sintetiza, a partir del comportamiento documentado de CloudNativePG [19], Zalando Postgres Operator (Patroni) [20] y Crunchy Postgres for Kubernetes [21], la distribución de responsabilidades de detección y recuperación entre capas para los principales tipos de fallo.</w:t>
       </w:r>
     </w:p>
     <w:p>
@@ -615,13 +683,19 @@
           <w:insideV w:val="single" w:sz="2" w:space="0" w:color="auto"/>
         </w:tblBorders>
         <w:tblLayout w:type="fixed"/>
+        <w:tblCellMar>
+          <w:top w:w="0pt" w:type="dxa"/>
+          <w:start w:w="2pt" w:type="dxa"/>
+          <w:bottom w:w="0pt" w:type="dxa"/>
+          <w:end w:w="2pt" w:type="dxa"/>
+        </w:tblCellMar>
         <w:tblLook w:firstRow="0" w:lastRow="0" w:firstColumn="0" w:lastColumn="0" w:noHBand="0" w:noVBand="0"/>
       </w:tblPr>
       <w:tblGrid>
-        <w:gridCol w:w="1667"/>
-        <w:gridCol w:w="2917"/>
-        <w:gridCol w:w="2917"/>
-        <w:gridCol w:w="2919"/>
+        <w:gridCol w:w="40pt"/>
+        <w:gridCol w:w="70pt"/>
+        <w:gridCol w:w="70pt"/>
+        <w:gridCol w:w="71pt"/>
       </w:tblGrid>
       <w:tr>
         <w:trPr>
@@ -631,7 +705,7 @@
         </w:trPr>
         <w:tc>
           <w:tcPr>
-            <w:tcW w:w="1667" w:type="dxa"/>
+            <w:tcW w:w="40pt" w:type="dxa"/>
             <w:vAlign w:val="center"/>
           </w:tcPr>
           <w:p>
@@ -645,7 +719,7 @@
         </w:tc>
         <w:tc>
           <w:tcPr>
-            <w:tcW w:w="2917" w:type="dxa"/>
+            <w:tcW w:w="70pt" w:type="dxa"/>
             <w:vAlign w:val="center"/>
           </w:tcPr>
           <w:p>
@@ -659,7 +733,7 @@
         </w:tc>
         <w:tc>
           <w:tcPr>
-            <w:tcW w:w="2917" w:type="dxa"/>
+            <w:tcW w:w="70pt" w:type="dxa"/>
             <w:vAlign w:val="center"/>
           </w:tcPr>
           <w:p>
@@ -673,7 +747,7 @@
         </w:tc>
         <w:tc>
           <w:tcPr>
-            <w:tcW w:w="2919" w:type="dxa"/>
+            <w:tcW w:w="71pt" w:type="dxa"/>
             <w:vAlign w:val="center"/>
           </w:tcPr>
           <w:p>
@@ -693,7 +767,7 @@
         </w:trPr>
         <w:tc>
           <w:tcPr>
-            <w:tcW w:w="1667" w:type="dxa"/>
+            <w:tcW w:w="40pt" w:type="dxa"/>
             <w:vAlign w:val="center"/>
           </w:tcPr>
           <w:p>
@@ -707,7 +781,7 @@
         </w:tc>
         <w:tc>
           <w:tcPr>
-            <w:tcW w:w="2917" w:type="dxa"/>
+            <w:tcW w:w="70pt" w:type="dxa"/>
             <w:vAlign w:val="center"/>
           </w:tcPr>
           <w:p>
@@ -721,7 +795,7 @@
         </w:tc>
         <w:tc>
           <w:tcPr>
-            <w:tcW w:w="2917" w:type="dxa"/>
+            <w:tcW w:w="70pt" w:type="dxa"/>
             <w:vAlign w:val="center"/>
           </w:tcPr>
           <w:p>
@@ -735,7 +809,7 @@
         </w:tc>
         <w:tc>
           <w:tcPr>
-            <w:tcW w:w="2919" w:type="dxa"/>
+            <w:tcW w:w="71pt" w:type="dxa"/>
             <w:vAlign w:val="center"/>
           </w:tcPr>
           <w:p>
@@ -755,7 +829,7 @@
         </w:trPr>
         <w:tc>
           <w:tcPr>
-            <w:tcW w:w="1667" w:type="dxa"/>
+            <w:tcW w:w="40pt" w:type="dxa"/>
             <w:vAlign w:val="center"/>
           </w:tcPr>
           <w:p>
@@ -769,7 +843,7 @@
         </w:tc>
         <w:tc>
           <w:tcPr>
-            <w:tcW w:w="2917" w:type="dxa"/>
+            <w:tcW w:w="70pt" w:type="dxa"/>
             <w:vAlign w:val="center"/>
           </w:tcPr>
           <w:p>
@@ -783,7 +857,7 @@
         </w:tc>
         <w:tc>
           <w:tcPr>
-            <w:tcW w:w="2917" w:type="dxa"/>
+            <w:tcW w:w="70pt" w:type="dxa"/>
             <w:vAlign w:val="center"/>
           </w:tcPr>
           <w:p>
@@ -797,7 +871,7 @@
         </w:tc>
         <w:tc>
           <w:tcPr>
-            <w:tcW w:w="2919" w:type="dxa"/>
+            <w:tcW w:w="71pt" w:type="dxa"/>
             <w:vAlign w:val="center"/>
           </w:tcPr>
           <w:p>
@@ -817,7 +891,7 @@
         </w:trPr>
         <w:tc>
           <w:tcPr>
-            <w:tcW w:w="1667" w:type="dxa"/>
+            <w:tcW w:w="40pt" w:type="dxa"/>
             <w:vAlign w:val="center"/>
           </w:tcPr>
           <w:p>
@@ -831,7 +905,7 @@
         </w:tc>
         <w:tc>
           <w:tcPr>
-            <w:tcW w:w="2917" w:type="dxa"/>
+            <w:tcW w:w="70pt" w:type="dxa"/>
             <w:vAlign w:val="center"/>
           </w:tcPr>
           <w:p>
@@ -845,7 +919,7 @@
         </w:tc>
         <w:tc>
           <w:tcPr>
-            <w:tcW w:w="2917" w:type="dxa"/>
+            <w:tcW w:w="70pt" w:type="dxa"/>
             <w:vAlign w:val="center"/>
           </w:tcPr>
           <w:p>
@@ -859,7 +933,7 @@
         </w:tc>
         <w:tc>
           <w:tcPr>
-            <w:tcW w:w="2919" w:type="dxa"/>
+            <w:tcW w:w="71pt" w:type="dxa"/>
             <w:vAlign w:val="center"/>
           </w:tcPr>
           <w:p>
@@ -879,7 +953,7 @@
         </w:trPr>
         <w:tc>
           <w:tcPr>
-            <w:tcW w:w="1667" w:type="dxa"/>
+            <w:tcW w:w="40pt" w:type="dxa"/>
             <w:vAlign w:val="center"/>
           </w:tcPr>
           <w:p>
@@ -893,7 +967,7 @@
         </w:tc>
         <w:tc>
           <w:tcPr>
-            <w:tcW w:w="2917" w:type="dxa"/>
+            <w:tcW w:w="70pt" w:type="dxa"/>
             <w:vAlign w:val="center"/>
           </w:tcPr>
           <w:p>
@@ -907,7 +981,7 @@
         </w:tc>
         <w:tc>
           <w:tcPr>
-            <w:tcW w:w="2917" w:type="dxa"/>
+            <w:tcW w:w="70pt" w:type="dxa"/>
             <w:vAlign w:val="center"/>
           </w:tcPr>
           <w:p>
@@ -921,7 +995,7 @@
         </w:tc>
         <w:tc>
           <w:tcPr>
-            <w:tcW w:w="2919" w:type="dxa"/>
+            <w:tcW w:w="71pt" w:type="dxa"/>
             <w:vAlign w:val="center"/>
           </w:tcPr>
           <w:p>
@@ -937,17 +1011,6 @@
     </w:tbl>
     <w:p>
       <w:pPr>
-        <w:sectPr>
-          <w:type w:val="continuous"/>
-          <w:pgSz w:w="612pt" w:h="792pt" w:code="1"/>
-          <w:pgMar w:top="54pt" w:right="45.35pt" w:bottom="72pt" w:left="45.35pt" w:header="36pt" w:footer="36pt" w:gutter="0pt"/>
-          <w:cols w:space="36pt"/>
-          <w:docGrid w:linePitch="360"/>
-        </w:sectPr>
-      </w:pPr>
-    </w:p>
-    <w:p>
-      <w:pPr>
         <w:pStyle w:val="BodyText"/>
       </w:pPr>
       <w:r>
@@ -959,7 +1022,7 @@
         <w:pStyle w:val="BodyText"/>
       </w:pPr>
       <w:r>
-        <w:t>Por ejemplo, un operador que asume tiempos de persistencia bajos puede comportarse de manera subóptima cuando se despliega sobre un sistema de almacenamiento distribuido con mayor latencia. De forma similar, configuraciones basadas en almacenamiento local pueden incrementar el riesgo de inconsistencias si los mecanismos de failover no consideran adecuadamente la posible pérdida de datos en caso de fallo de nodo, particularmente en relación con la persistencia del WAL [11], [12].</w:t>
+        <w:t>Por ejemplo, un operador que asume tiempos de persistencia bajos puede comportarse de manera subóptima cuando se despliega sobre un sistema de almacenamiento distribuido con mayor latencia. De forma similar, configuraciones basadas en almacenamiento local pueden incrementar el riesgo de inconsistencias si los mecanismos de failover no consideran adecuadamente la posible pérdida de datos en caso de fallo de nodo, particularmente en relación con la persistencia del WAL [11], [12].</w:t>
       </w:r>
     </w:p>
     <w:p>
@@ -983,7 +1046,7 @@
         <w:pStyle w:val="BodyText"/>
       </w:pPr>
       <w:r>
-        <w:t>El análisis realizado pone de manifiesto que la evaluación de sistemas PostgreSQL en Kubernetes no puede abordarse desde una única dimensión. En particular, se observa un trade-off entre rendimiento, resiliencia y consistencia, fuertemente condicionado por la combinación de operador y tipo de almacenamiento, tal como se plantea en la literatura sobre sistemas distribuidos [6], [7], [9].</w:t>
+        <w:t>El análisis realizado pone de manifiesto que la evaluación de sistemas PostgreSQL en Kubernetes no puede abordarse desde una única dimensión. En particular, se observa un trade-off entre rendimiento, resiliencia y consistencia, fuertemente condicionado por la combinación de operador y tipo de almacenamiento, tal como se plantea en la literatura sobre sistemas distribuidos [6], [7], [9].</w:t>
       </w:r>
     </w:p>
     <w:p>
@@ -1015,15 +1078,96 @@
         <w:pStyle w:val="BodyText"/>
       </w:pPr>
       <w:r>
-        <w:t>El experimento se ejecuta en un espacio de nombres dedicado, con cuotas de recursos y un alcance de inyección restringido por control de acceso, de modo que las cargas productivas permanecen fuera del dominio de fallo. Cada operador despliega un clúster de tres instancias (un primario y dos réplicas) sometido a una carga sintética continua generada con pgbench (escala `-s 10`, 4 clientes y 2 hilos concurrentes, en rondas sucesivas de 60 segundos que toleran failovers), junto con un cliente de verificación que registra cada transacción confirmada y comprueba su visibilidad tras la recuperación. Esto permite operacionalizar los invariantes de la sección III: el RPO se mide como transacciones confirmadas no visibles tras el fallo, y el RTO como el tiempo transcurrido hasta la primera escritura aceptada por el nuevo primario. El protocolo contempla la sincronización de reloj (NTP) entre los nodos del clúster y el cliente de verificación, dado que el RTO se mide en el orden de segundos; esta sincronización se validará como parte de la puesta a punto del laboratorio, previa a la ejecución de los experimentos.</w:t>
-      </w:r>
-    </w:p>
-    <w:p>
-      <w:pPr>
-        <w:pStyle w:val="BodyText"/>
-      </w:pPr>
-      <w:r>
-        <w:t>Se contemplan tres escenarios de fallo reproducibles de forma segura en un entorno productivo: (i) la terminación del pod primario, mediante el experimento `PodChaos` en modo `pod-kill` de Chaos Mesh; (ii) la indisponibilidad sostenida del primario durante 10 minutos, mediante `PodChaos` en modo `pod-failure`, como aproximación observable de un fallo de nodo desde la perspectiva del operador; y (iii) la partición de red del primario mediante una `NetworkPolicy` de Calico —sin intervención de Chaos Mesh—, aplicada y revertida mediante `kubectl`. Como eje central, se aplica un análisis de sensibilidad paramétrico que inyecta niveles crecientes de latencia de E/S (0, 20, 50 y 100 ms) mediante el experimento `IOChaos` de Chaos Mesh, actuando a nivel de FUSE dentro del pod del primario. Es importante precisar que esta inyección opera sobre la capa de acceso a archivos del contenedor y no altera el camino de E/S real hacia la SAN Huawei ni afecta a otros consumidores del arreglo; por lo tanto, aproxima la latencia percibida por la aplicación ante una degradación del backend, sin reproducir una degradación real del arreglo de almacenamiento. El nivel de 0 ms corresponde a la línea base sin manifiesto de `IOChaos` activo.</w:t>
+        <w:t xml:space="preserve">El experimento se ejecuta en un espacio de nombres dedicado, con cuotas de recursos y un alcance de inyección restringido por control de acceso, de modo que las cargas productivas permanecen fuera del dominio de fallo. Cada operador despliega un clúster de tres instancias (un primario y dos réplicas) sometido a una carga sintética continua generada con pgbench (escala </w:t>
+      </w:r>
+      <w:r>
+        <w:rPr>
+          <w:i/>
+        </w:rPr>
+        <w:t>-s 10</w:t>
+      </w:r>
+      <w:r>
+        <w:t>, 4 clientes y 2 hilos concurrentes, en rondas sucesivas de 60 segundos que toleran failovers), junto con un cliente de verificación que registra cada transacción confirmada y comprueba su visibilidad tras la recuperación. Esto permite operacionalizar los invariantes de la sección III: el RPO se mide como transacciones confirmadas no visibles tras el fallo, y el RTO como el tiempo transcurrido hasta la primera escritura aceptada por el nuevo primario. El protocolo contempla la sincronización de reloj (NTP) entre los nodos del clúster y el cliente de verificación, dado que el RTO se mide en el orden de segundos; esta sincronización se validará como parte de la puesta a punto del laboratorio, previa a la ejecución de los experimentos.</w:t>
+      </w:r>
+    </w:p>
+    <w:p>
+      <w:pPr>
+        <w:pStyle w:val="BodyText"/>
+      </w:pPr>
+      <w:r>
+        <w:t xml:space="preserve">Se contemplan tres escenarios de fallo reproducibles de forma segura en un entorno productivo: (i) la terminación del pod primario, mediante el experimento </w:t>
+      </w:r>
+      <w:r>
+        <w:rPr>
+          <w:i/>
+        </w:rPr>
+        <w:t>PodChaos</w:t>
+      </w:r>
+      <w:r>
+        <w:t xml:space="preserve"> en modo </w:t>
+      </w:r>
+      <w:r>
+        <w:rPr>
+          <w:i/>
+        </w:rPr>
+        <w:t>pod-kill</w:t>
+      </w:r>
+      <w:r>
+        <w:t xml:space="preserve"> de Chaos Mesh; (ii) la indisponibilidad sostenida del primario durante 10 minutos, mediante </w:t>
+      </w:r>
+      <w:r>
+        <w:rPr>
+          <w:i/>
+        </w:rPr>
+        <w:t>PodChaos</w:t>
+      </w:r>
+      <w:r>
+        <w:t xml:space="preserve"> en modo </w:t>
+      </w:r>
+      <w:r>
+        <w:rPr>
+          <w:i/>
+        </w:rPr>
+        <w:t>pod-failure</w:t>
+      </w:r>
+      <w:r>
+        <w:t xml:space="preserve">, como aproximación observable de un fallo de nodo desde la perspectiva del operador; y (iii) la partición de red del primario mediante una </w:t>
+      </w:r>
+      <w:r>
+        <w:rPr>
+          <w:i/>
+        </w:rPr>
+        <w:t>NetworkPolicy</w:t>
+      </w:r>
+      <w:r>
+        <w:t xml:space="preserve"> de Calico —sin intervención de Chaos Mesh—, aplicada y revertida mediante </w:t>
+      </w:r>
+      <w:r>
+        <w:rPr>
+          <w:i/>
+        </w:rPr>
+        <w:t>kubectl</w:t>
+      </w:r>
+      <w:r>
+        <w:t xml:space="preserve">. Como eje central, se aplica un análisis de sensibilidad paramétrico que inyecta niveles crecientes de latencia de E/S (0, 20, 50 y 100 ms) mediante el experimento </w:t>
+      </w:r>
+      <w:r>
+        <w:rPr>
+          <w:i/>
+        </w:rPr>
+        <w:t>IOChaos</w:t>
+      </w:r>
+      <w:r>
+        <w:t xml:space="preserve"> de Chaos Mesh, actuando a nivel de FUSE dentro del pod del primario. Es importante precisar que esta inyección opera sobre la capa de acceso a archivos del contenedor y no altera el camino de E/S real hacia la SAN Huawei ni afecta a otros consumidores del arreglo; por lo tanto, aproxima la latencia percibida por la aplicación ante una degradación del backend, sin reproducir una degradación real del arreglo de almacenamiento. El nivel de 0 ms corresponde a la línea base sin manifiesto de </w:t>
+      </w:r>
+      <w:r>
+        <w:rPr>
+          <w:i/>
+        </w:rPr>
+        <w:t>IOChaos</w:t>
+      </w:r>
+      <w:r>
+        <w:t xml:space="preserve"> activo.</w:t>
       </w:r>
     </w:p>
     <w:p>
@@ -1055,7 +1199,7 @@
         <w:pStyle w:val="BodyText"/>
       </w:pPr>
       <w:r>
-        <w:t>Desde una perspectiva arquitectónica, este hallazgo refuerza la idea de que la confiabilidad en entornos cloud-native es un fenómeno inherentemente multicapa. Aunque la literatura en sistemas distribuidos ha abordado de manera extensa aspectos como la consistencia, la resiliencia y la tolerancia a fallos [6], [7], [9], estos estudios rara vez consideran el impacto específico de los mecanismos de orquestación y de las abstracciones de almacenamiento como CSI en el comportamiento final del sistema.</w:t>
+        <w:t>Desde una perspectiva arquitectónica, este hallazgo refuerza la idea de que la confiabilidad en entornos cloud-native es un fenómeno inherentemente multicapa. Aunque la literatura en sistemas distribuidos ha abordado de manera extensa aspectos como la consistencia, la resiliencia y la tolerancia a fallos [6], [7], [9], estos estudios rara vez consideran el impacto específico de los mecanismos de orquestación y de las abstracciones de almacenamiento como CSI en el comportamiento final del sistema.</w:t>
       </w:r>
     </w:p>
     <w:p>
@@ -1415,7 +1559,7 @@
         <w:sz w:val="16"/>
         <w:szCs w:val="16"/>
       </w:rPr>
-      <w:t>XXX-X-XXXX-XXXX-X/XX/$XX.00 ©20XX IEEE</w:t>
+      <w:t/>
     </w:r>
   </w:p>
 </w:ftr>
